--- a/templates/final_report_word_template.docx
+++ b/templates/final_report_word_template.docx
@@ -2253,6 +2253,822 @@
       </w:pPr>
       <w:r>
         <w:rPr/>
+      </w:r>
+    </w:p>
+    <w:p>
+      <w:pPr>
+        <w:pStyle w:val="Normal"/>
+        <w:spacing w:lineRule="auto" w:line="276"/>
+        <w:rPr>
+          <w:rFonts w:ascii="Times New Roman" w:hAnsi="Times New Roman" w:eastAsia="SimSun" w:cs="Times New Roman"/>
+          <w:b w:val="false"/>
+          <w:b w:val="false"/>
+          <w:bCs w:val="false"/>
+          <w:smallCaps/>
+          <w:color w:val="auto"/>
+          <w:kern w:val="0"/>
+          <w:sz w:val="20"/>
+          <w:szCs w:val="20"/>
+          <w:lang w:val="en-US" w:eastAsia="en-US" w:bidi="ar-SA"/>
+        </w:rPr>
+      </w:pPr>
+      <w:r>
+        <w:rPr>
+          <w:rFonts w:eastAsia="SimSun" w:cs="Times New Roman"/>
+          <w:b w:val="false"/>
+          <w:bCs w:val="false"/>
+          <w:smallCaps/>
+          <w:color w:val="auto"/>
+          <w:kern w:val="0"/>
+          <w:sz w:val="20"/>
+          <w:szCs w:val="20"/>
+          <w:lang w:val="en-US" w:eastAsia="en-US" w:bidi="ar-SA"/>
+        </w:rPr>
+        <w:t>Project Impact and Organizational Value</w:t>
+      </w:r>
+    </w:p>
+    <w:p>
+      <w:pPr>
+        <w:pStyle w:val="Normal"/>
+        <w:spacing w:lineRule="auto" w:line="276"/>
+        <w:rPr>
+          <w:rFonts w:ascii="Times New Roman" w:hAnsi="Times New Roman" w:eastAsia="Times New Roman" w:cs="Times New Roman"/>
+          <w:color w:val="000000" w:themeColor="text1"/>
+        </w:rPr>
+      </w:pPr>
+      <w:r>
+        <w:rPr/>
+      </w:r>
+    </w:p>
+    <w:p>
+      <w:pPr>
+        <w:pStyle w:val="Normal"/>
+        <w:jc w:val="left"/>
+        <w:rPr/>
+      </w:pPr>
+      <w:r>
+        <w:rPr>
+          <w:rFonts w:eastAsia="Times New Roman" w:cs="Times New Roman"/>
+          <w:b w:val="false"/>
+          <w:bCs w:val="false"/>
+          <w:color w:val="000000" w:themeColor="text1"/>
+        </w:rPr>
+        <w:t>The section should include these three elements at a minimum:</w:t>
+        <w:br/>
+      </w:r>
+      <w:r>
+        <w:rPr>
+          <w:rFonts w:eastAsia="Times New Roman" w:cs="Times New Roman"/>
+          <w:color w:val="000000" w:themeColor="text1"/>
+        </w:rPr>
+        <w:br/>
+        <w:t xml:space="preserve">1) Brief overview of the project impact, drawing from the supporting details provided </w:t>
+      </w:r>
+      <w:r>
+        <w:rPr>
+          <w:rFonts w:eastAsia="Times New Roman" w:cs="Times New Roman"/>
+          <w:color w:val="000000" w:themeColor="text1"/>
+        </w:rPr>
+        <w:t xml:space="preserve">in the file: </w:t>
+      </w:r>
+      <w:r>
+        <w:rPr>
+          <w:rFonts w:eastAsia="Times New Roman" w:cs="Times New Roman"/>
+          <w:i/>
+          <w:iCs/>
+          <w:color w:val="000000" w:themeColor="text1"/>
+        </w:rPr>
+        <w:t>capstone_impact_guidance.docx</w:t>
+      </w:r>
+      <w:r>
+        <w:rPr>
+          <w:rFonts w:eastAsia="Times New Roman" w:cs="Times New Roman"/>
+          <w:i/>
+          <w:iCs/>
+          <w:color w:val="000000" w:themeColor="text1"/>
+        </w:rPr>
+        <w:t>.</w:t>
+        <w:br/>
+      </w:r>
+      <w:r>
+        <w:rPr>
+          <w:rFonts w:eastAsia="Times New Roman" w:cs="Times New Roman"/>
+          <w:color w:val="000000" w:themeColor="text1"/>
+        </w:rPr>
+        <w:t>2) One or more (ideally quantitative) impact statements.</w:t>
+        <w:br/>
+        <w:t>3) Completed Project Classification Table.</w:t>
+      </w:r>
+      <w:r>
+        <w:rPr/>
+        <w:br/>
+      </w:r>
+    </w:p>
+    <w:p>
+      <w:pPr>
+        <w:pStyle w:val="Heading2"/>
+        <w:numPr>
+          <w:ilvl w:val="0"/>
+          <w:numId w:val="0"/>
+        </w:numPr>
+        <w:spacing w:lineRule="auto" w:line="276"/>
+        <w:ind w:left="288" w:hanging="0"/>
+        <w:rPr/>
+      </w:pPr>
+      <w:r>
+        <w:rPr/>
+        <w:t>Example quantitative impact statement</w:t>
+      </w:r>
+    </w:p>
+    <w:p>
+      <w:pPr>
+        <w:pStyle w:val="Normal"/>
+        <w:spacing w:lineRule="auto" w:line="276"/>
+        <w:rPr>
+          <w:rFonts w:ascii="Times New Roman" w:hAnsi="Times New Roman" w:eastAsia="Times New Roman" w:cs="Times New Roman"/>
+          <w:color w:val="000000" w:themeColor="text1"/>
+        </w:rPr>
+      </w:pPr>
+      <w:r>
+        <w:rPr/>
+        <mc:AlternateContent>
+          <mc:Choice Requires="wps">
+            <w:drawing>
+              <wp:anchor behindDoc="0" distT="40005" distB="63500" distL="109220" distR="130175" simplePos="0" locked="0" layoutInCell="0" allowOverlap="1" relativeHeight="3" wp14:anchorId="12C8E910">
+                <wp:simplePos x="0" y="0"/>
+                <wp:positionH relativeFrom="column">
+                  <wp:posOffset>0</wp:posOffset>
+                </wp:positionH>
+                <wp:positionV relativeFrom="paragraph">
+                  <wp:posOffset>15240</wp:posOffset>
+                </wp:positionV>
+                <wp:extent cx="3474720" cy="823595"/>
+                <wp:effectExtent l="5080" t="5715" r="5080" b="4445"/>
+                <wp:wrapSquare wrapText="bothSides"/>
+                <wp:docPr id="1" name="Text Box 1"/>
+                <a:graphic xmlns:a="http://schemas.openxmlformats.org/drawingml/2006/main">
+                  <a:graphicData uri="http://schemas.microsoft.com/office/word/2010/wordprocessingShape">
+                    <wps:wsp>
+                      <wps:cNvSpPr/>
+                      <wps:spPr>
+                        <a:xfrm>
+                          <a:off x="0" y="0"/>
+                          <a:ext cx="3474720" cy="823680"/>
+                        </a:xfrm>
+                        <a:prstGeom prst="rect">
+                          <a:avLst/>
+                        </a:prstGeom>
+                        <a:solidFill>
+                          <a:srgbClr val="ffffff"/>
+                        </a:solidFill>
+                        <a:ln w="9525">
+                          <a:solidFill>
+                            <a:srgbClr val="000000"/>
+                          </a:solidFill>
+                          <a:miter/>
+                        </a:ln>
+                      </wps:spPr>
+                      <wps:style>
+                        <a:lnRef idx="0"/>
+                        <a:fillRef idx="0"/>
+                        <a:effectRef idx="0"/>
+                        <a:fontRef idx="minor"/>
+                      </wps:style>
+                      <wps:txbx>
+                        <w:txbxContent>
+                          <w:p>
+                            <w:pPr>
+                              <w:pStyle w:val="FrameContents"/>
+                              <w:spacing w:lineRule="auto" w:line="240" w:before="0" w:after="50"/>
+                              <w:rPr>
+                                <w:rFonts w:ascii="Times New Roman" w:hAnsi="Times New Roman" w:eastAsia="Times New Roman" w:cs="Times New Roman"/>
+                                <w:i/>
+                                <w:i/>
+                                <w:iCs/>
+                                <w:color w:val="000000" w:themeColor="text1"/>
+                              </w:rPr>
+                            </w:pPr>
+                            <w:r>
+                              <w:rPr>
+                                <w:rFonts w:eastAsia="Times New Roman" w:cs="Times New Roman"/>
+                                <w:i/>
+                                <w:iCs/>
+                                <w:color w:val="000000" w:themeColor="text1"/>
+                              </w:rPr>
+                              <w:t>The workflow currently requires approximately 12 staff hours each month. In pilot testing, the project reduced the task to 4 hours, an estimated savings of 8 hours per month. This estimate is based on [method/source] and depends on adoption, data quality, and ongoing maintenance.</w:t>
+                            </w:r>
+                          </w:p>
+                        </w:txbxContent>
+                      </wps:txbx>
+                      <wps:bodyPr anchor="t">
+                        <a:spAutoFit/>
+                      </wps:bodyPr>
+                    </wps:wsp>
+                  </a:graphicData>
+                </a:graphic>
+              </wp:anchor>
+            </w:drawing>
+          </mc:Choice>
+          <mc:Fallback>
+            <w:pict>
+              <v:rect id="shape_0" ID="Text Box 1" path="m0,0l-2147483645,0l-2147483645,-2147483646l0,-2147483646xe" fillcolor="white" stroked="t" o:allowincell="f" style="position:absolute;margin-left:0pt;margin-top:1.2pt;width:273.55pt;height:64.8pt;mso-wrap-style:square;v-text-anchor:top" wp14:anchorId="12C8E910">
+                <v:fill o:detectmouseclick="t" type="solid" color2="black"/>
+                <v:stroke color="black" weight="9360" joinstyle="miter" endcap="flat"/>
+                <v:textbox>
+                  <w:txbxContent>
+                    <w:p>
+                      <w:pPr>
+                        <w:pStyle w:val="FrameContents"/>
+                        <w:spacing w:lineRule="auto" w:line="240" w:before="0" w:after="50"/>
+                        <w:rPr>
+                          <w:rFonts w:ascii="Times New Roman" w:hAnsi="Times New Roman" w:eastAsia="Times New Roman" w:cs="Times New Roman"/>
+                          <w:i/>
+                          <w:i/>
+                          <w:iCs/>
+                          <w:color w:val="000000" w:themeColor="text1"/>
+                        </w:rPr>
+                      </w:pPr>
+                      <w:r>
+                        <w:rPr>
+                          <w:rFonts w:eastAsia="Times New Roman" w:cs="Times New Roman"/>
+                          <w:i/>
+                          <w:iCs/>
+                          <w:color w:val="000000" w:themeColor="text1"/>
+                        </w:rPr>
+                        <w:t>The workflow currently requires approximately 12 staff hours each month. In pilot testing, the project reduced the task to 4 hours, an estimated savings of 8 hours per month. This estimate is based on [method/source] and depends on adoption, data quality, and ongoing maintenance.</w:t>
+                      </w:r>
+                    </w:p>
+                  </w:txbxContent>
+                </v:textbox>
+                <w10:wrap type="square"/>
+              </v:rect>
+            </w:pict>
+          </mc:Fallback>
+        </mc:AlternateContent>
+      </w:r>
+    </w:p>
+    <w:p>
+      <w:pPr>
+        <w:pStyle w:val="Normal"/>
+        <w:spacing w:lineRule="auto" w:line="276"/>
+        <w:rPr>
+          <w:b/>
+          <w:b/>
+          <w:bCs/>
+        </w:rPr>
+      </w:pPr>
+      <w:r>
+        <w:rPr>
+          <w:rFonts w:eastAsia="Times New Roman" w:cs="Times New Roman"/>
+          <w:b/>
+          <w:bCs/>
+          <w:color w:val="000000" w:themeColor="text1"/>
+        </w:rPr>
+        <w:t>Project Classification Table</w:t>
+      </w:r>
+    </w:p>
+    <w:p>
+      <w:pPr>
+        <w:pStyle w:val="Normal"/>
+        <w:spacing w:lineRule="auto" w:line="276"/>
+        <w:rPr>
+          <w:b/>
+          <w:b/>
+          <w:bCs/>
+        </w:rPr>
+      </w:pPr>
+      <w:r>
+        <w:rPr/>
+      </w:r>
+    </w:p>
+    <w:tbl>
+      <w:tblPr>
+        <w:tblStyle w:val="TableGrid"/>
+        <w:tblW w:w="5310" w:type="dxa"/>
+        <w:jc w:val="left"/>
+        <w:tblInd w:w="-5" w:type="dxa"/>
+        <w:tblLayout w:type="fixed"/>
+        <w:tblCellMar>
+          <w:top w:w="48" w:type="dxa"/>
+          <w:left w:w="85" w:type="dxa"/>
+          <w:bottom w:w="48" w:type="dxa"/>
+          <w:right w:w="85" w:type="dxa"/>
+        </w:tblCellMar>
+        <w:tblLook w:firstRow="1" w:noVBand="1" w:lastRow="0" w:firstColumn="1" w:lastColumn="0" w:noHBand="0" w:val="04a0"/>
+      </w:tblPr>
+      <w:tblGrid>
+        <w:gridCol w:w="1713"/>
+        <w:gridCol w:w="1167"/>
+        <w:gridCol w:w="2430"/>
+      </w:tblGrid>
+      <w:tr>
+        <w:trPr>
+          <w:tblHeader w:val="true"/>
+        </w:trPr>
+        <w:tc>
+          <w:tcPr>
+            <w:tcW w:w="1713" w:type="dxa"/>
+            <w:tcBorders>
+              <w:top w:val="single" w:sz="4" w:space="0" w:color="A6A6A6"/>
+              <w:left w:val="single" w:sz="4" w:space="0" w:color="A6A6A6"/>
+              <w:bottom w:val="single" w:sz="4" w:space="0" w:color="A6A6A6"/>
+              <w:right w:val="single" w:sz="4" w:space="0" w:color="A6A6A6"/>
+            </w:tcBorders>
+            <w:shd w:color="auto" w:fill="EDEDED" w:val="clear"/>
+            <w:vAlign w:val="center"/>
+          </w:tcPr>
+          <w:p>
+            <w:pPr>
+              <w:pStyle w:val="TextBody"/>
+              <w:spacing w:before="0" w:after="120"/>
+              <w:ind w:hanging="0"/>
+              <w:jc w:val="left"/>
+              <w:rPr/>
+            </w:pPr>
+            <w:commentRangeStart w:id="0"/>
+            <w:r>
+              <w:rPr/>
+              <w:t>Project type</w:t>
+            </w:r>
+            <w:commentRangeEnd w:id="0"/>
+            <w:r>
+              <w:commentReference w:id="0"/>
+            </w:r>
+            <w:r>
+              <w:rPr/>
+            </w:r>
+          </w:p>
+        </w:tc>
+        <w:tc>
+          <w:tcPr>
+            <w:tcW w:w="1167" w:type="dxa"/>
+            <w:tcBorders>
+              <w:top w:val="single" w:sz="4" w:space="0" w:color="A6A6A6"/>
+              <w:left w:val="single" w:sz="4" w:space="0" w:color="A6A6A6"/>
+              <w:bottom w:val="single" w:sz="4" w:space="0" w:color="A6A6A6"/>
+              <w:right w:val="nil"/>
+            </w:tcBorders>
+            <w:shd w:color="auto" w:fill="EDEDED" w:val="clear"/>
+            <w:vAlign w:val="center"/>
+          </w:tcPr>
+          <w:p>
+            <w:pPr>
+              <w:pStyle w:val="TextBody"/>
+              <w:spacing w:before="0" w:after="120"/>
+              <w:ind w:hanging="0"/>
+              <w:jc w:val="center"/>
+              <w:rPr/>
+            </w:pPr>
+            <w:r>
+              <w:rPr/>
+              <w:t>Relevant (Y/N)</w:t>
+            </w:r>
+          </w:p>
+        </w:tc>
+        <w:tc>
+          <w:tcPr>
+            <w:tcW w:w="2430" w:type="dxa"/>
+            <w:tcBorders>
+              <w:top w:val="single" w:sz="4" w:space="0" w:color="A6A6A6"/>
+              <w:left w:val="single" w:sz="4" w:space="0" w:color="A6A6A6"/>
+              <w:bottom w:val="single" w:sz="4" w:space="0" w:color="A6A6A6"/>
+              <w:right w:val="single" w:sz="4" w:space="0" w:color="A6A6A6"/>
+            </w:tcBorders>
+            <w:shd w:color="auto" w:fill="EDEDED" w:val="clear"/>
+            <w:vAlign w:val="center"/>
+          </w:tcPr>
+          <w:p>
+            <w:pPr>
+              <w:pStyle w:val="TextBody"/>
+              <w:spacing w:before="0" w:after="120"/>
+              <w:ind w:hanging="0"/>
+              <w:jc w:val="left"/>
+              <w:rPr/>
+            </w:pPr>
+            <w:r>
+              <w:rPr/>
+              <w:t>If yes, please briefly explain</w:t>
+            </w:r>
+          </w:p>
+        </w:tc>
+      </w:tr>
+      <w:tr>
+        <w:trPr/>
+        <w:tc>
+          <w:tcPr>
+            <w:tcW w:w="1713" w:type="dxa"/>
+            <w:tcBorders>
+              <w:top w:val="single" w:sz="4" w:space="0" w:color="A6A6A6"/>
+              <w:left w:val="single" w:sz="4" w:space="0" w:color="A6A6A6"/>
+              <w:bottom w:val="single" w:sz="4" w:space="0" w:color="A6A6A6"/>
+              <w:right w:val="single" w:sz="4" w:space="0" w:color="A6A6A6"/>
+            </w:tcBorders>
+            <w:shd w:color="auto" w:fill="FFFFFF" w:themeFill="background1" w:val="clear"/>
+            <w:vAlign w:val="center"/>
+          </w:tcPr>
+          <w:p>
+            <w:pPr>
+              <w:pStyle w:val="TextBody"/>
+              <w:spacing w:before="0" w:after="120"/>
+              <w:ind w:hanging="0"/>
+              <w:jc w:val="left"/>
+              <w:rPr/>
+            </w:pPr>
+            <w:r>
+              <w:rPr/>
+              <w:t>Implemented tool or workflow</w:t>
+            </w:r>
+          </w:p>
+        </w:tc>
+        <w:tc>
+          <w:tcPr>
+            <w:tcW w:w="1167" w:type="dxa"/>
+            <w:tcBorders>
+              <w:top w:val="single" w:sz="4" w:space="0" w:color="A6A6A6"/>
+              <w:left w:val="single" w:sz="4" w:space="0" w:color="A6A6A6"/>
+              <w:bottom w:val="single" w:sz="4" w:space="0" w:color="A6A6A6"/>
+              <w:right w:val="nil"/>
+            </w:tcBorders>
+            <w:shd w:color="auto" w:fill="FFFFFF" w:val="clear"/>
+            <w:vAlign w:val="center"/>
+          </w:tcPr>
+          <w:p>
+            <w:pPr>
+              <w:pStyle w:val="TextBody"/>
+              <w:spacing w:before="0" w:after="120"/>
+              <w:jc w:val="center"/>
+              <w:rPr/>
+            </w:pPr>
+            <w:r>
+              <w:rPr/>
+            </w:r>
+          </w:p>
+        </w:tc>
+        <w:tc>
+          <w:tcPr>
+            <w:tcW w:w="2430" w:type="dxa"/>
+            <w:tcBorders>
+              <w:top w:val="single" w:sz="4" w:space="0" w:color="A6A6A6"/>
+              <w:left w:val="single" w:sz="4" w:space="0" w:color="A6A6A6"/>
+              <w:bottom w:val="single" w:sz="4" w:space="0" w:color="A6A6A6"/>
+              <w:right w:val="single" w:sz="4" w:space="0" w:color="A6A6A6"/>
+            </w:tcBorders>
+            <w:shd w:color="auto" w:fill="FFFFFF" w:val="clear"/>
+            <w:vAlign w:val="center"/>
+          </w:tcPr>
+          <w:p>
+            <w:pPr>
+              <w:pStyle w:val="TextBody"/>
+              <w:spacing w:before="0" w:after="120"/>
+              <w:rPr>
+                <w:rFonts w:ascii="Times New Roman" w:hAnsi="Times New Roman" w:eastAsia="Times New Roman" w:cs="Times New Roman"/>
+                <w:color w:val="000000" w:themeColor="text1"/>
+              </w:rPr>
+            </w:pPr>
+            <w:r>
+              <w:rPr/>
+            </w:r>
+          </w:p>
+        </w:tc>
+      </w:tr>
+      <w:tr>
+        <w:trPr/>
+        <w:tc>
+          <w:tcPr>
+            <w:tcW w:w="1713" w:type="dxa"/>
+            <w:tcBorders>
+              <w:top w:val="single" w:sz="4" w:space="0" w:color="A6A6A6"/>
+              <w:left w:val="single" w:sz="4" w:space="0" w:color="A6A6A6"/>
+              <w:bottom w:val="single" w:sz="4" w:space="0" w:color="A6A6A6"/>
+              <w:right w:val="single" w:sz="4" w:space="0" w:color="A6A6A6"/>
+            </w:tcBorders>
+            <w:shd w:color="auto" w:fill="FFFFFF" w:themeFill="background1" w:val="clear"/>
+            <w:vAlign w:val="center"/>
+          </w:tcPr>
+          <w:p>
+            <w:pPr>
+              <w:pStyle w:val="TextBody"/>
+              <w:spacing w:before="0" w:after="120"/>
+              <w:ind w:hanging="0"/>
+              <w:jc w:val="left"/>
+              <w:rPr/>
+            </w:pPr>
+            <w:r>
+              <w:rPr/>
+              <w:t>Model or decision-support product</w:t>
+            </w:r>
+          </w:p>
+        </w:tc>
+        <w:tc>
+          <w:tcPr>
+            <w:tcW w:w="1167" w:type="dxa"/>
+            <w:tcBorders>
+              <w:top w:val="single" w:sz="4" w:space="0" w:color="A6A6A6"/>
+              <w:left w:val="single" w:sz="4" w:space="0" w:color="A6A6A6"/>
+              <w:bottom w:val="single" w:sz="4" w:space="0" w:color="A6A6A6"/>
+              <w:right w:val="nil"/>
+            </w:tcBorders>
+            <w:shd w:color="auto" w:fill="FFFFFF" w:val="clear"/>
+            <w:vAlign w:val="center"/>
+          </w:tcPr>
+          <w:p>
+            <w:pPr>
+              <w:pStyle w:val="TextBody"/>
+              <w:spacing w:before="0" w:after="120"/>
+              <w:jc w:val="center"/>
+              <w:rPr/>
+            </w:pPr>
+            <w:r>
+              <w:rPr/>
+            </w:r>
+          </w:p>
+        </w:tc>
+        <w:tc>
+          <w:tcPr>
+            <w:tcW w:w="2430" w:type="dxa"/>
+            <w:tcBorders>
+              <w:top w:val="single" w:sz="4" w:space="0" w:color="A6A6A6"/>
+              <w:left w:val="single" w:sz="4" w:space="0" w:color="A6A6A6"/>
+              <w:bottom w:val="single" w:sz="4" w:space="0" w:color="A6A6A6"/>
+              <w:right w:val="single" w:sz="4" w:space="0" w:color="A6A6A6"/>
+            </w:tcBorders>
+            <w:shd w:color="auto" w:fill="FFFFFF" w:val="clear"/>
+            <w:vAlign w:val="center"/>
+          </w:tcPr>
+          <w:p>
+            <w:pPr>
+              <w:pStyle w:val="TextBody"/>
+              <w:spacing w:before="0" w:after="120"/>
+              <w:rPr>
+                <w:rFonts w:ascii="Times New Roman" w:hAnsi="Times New Roman" w:eastAsia="Times New Roman" w:cs="Times New Roman"/>
+                <w:color w:val="000000" w:themeColor="text1"/>
+              </w:rPr>
+            </w:pPr>
+            <w:r>
+              <w:rPr/>
+            </w:r>
+          </w:p>
+        </w:tc>
+      </w:tr>
+      <w:tr>
+        <w:trPr/>
+        <w:tc>
+          <w:tcPr>
+            <w:tcW w:w="1713" w:type="dxa"/>
+            <w:tcBorders>
+              <w:top w:val="single" w:sz="4" w:space="0" w:color="A6A6A6"/>
+              <w:left w:val="single" w:sz="4" w:space="0" w:color="A6A6A6"/>
+              <w:bottom w:val="single" w:sz="4" w:space="0" w:color="A6A6A6"/>
+              <w:right w:val="single" w:sz="4" w:space="0" w:color="A6A6A6"/>
+            </w:tcBorders>
+            <w:shd w:color="auto" w:fill="FFFFFF" w:themeFill="background1" w:val="clear"/>
+            <w:vAlign w:val="center"/>
+          </w:tcPr>
+          <w:p>
+            <w:pPr>
+              <w:pStyle w:val="TextBody"/>
+              <w:spacing w:before="0" w:after="120"/>
+              <w:ind w:hanging="0"/>
+              <w:jc w:val="left"/>
+              <w:rPr/>
+            </w:pPr>
+            <w:r>
+              <w:rPr/>
+              <w:t>Exploratory analysis or research</w:t>
+            </w:r>
+          </w:p>
+        </w:tc>
+        <w:tc>
+          <w:tcPr>
+            <w:tcW w:w="1167" w:type="dxa"/>
+            <w:tcBorders>
+              <w:top w:val="single" w:sz="4" w:space="0" w:color="A6A6A6"/>
+              <w:left w:val="single" w:sz="4" w:space="0" w:color="A6A6A6"/>
+              <w:bottom w:val="single" w:sz="4" w:space="0" w:color="A6A6A6"/>
+              <w:right w:val="nil"/>
+            </w:tcBorders>
+            <w:shd w:color="auto" w:fill="FFFFFF" w:val="clear"/>
+            <w:vAlign w:val="center"/>
+          </w:tcPr>
+          <w:p>
+            <w:pPr>
+              <w:pStyle w:val="TextBody"/>
+              <w:spacing w:before="0" w:after="120"/>
+              <w:jc w:val="center"/>
+              <w:rPr/>
+            </w:pPr>
+            <w:r>
+              <w:rPr/>
+            </w:r>
+          </w:p>
+        </w:tc>
+        <w:tc>
+          <w:tcPr>
+            <w:tcW w:w="2430" w:type="dxa"/>
+            <w:tcBorders>
+              <w:top w:val="single" w:sz="4" w:space="0" w:color="A6A6A6"/>
+              <w:left w:val="single" w:sz="4" w:space="0" w:color="A6A6A6"/>
+              <w:bottom w:val="single" w:sz="4" w:space="0" w:color="A6A6A6"/>
+              <w:right w:val="single" w:sz="4" w:space="0" w:color="A6A6A6"/>
+            </w:tcBorders>
+            <w:shd w:color="auto" w:fill="FFFFFF" w:val="clear"/>
+            <w:vAlign w:val="center"/>
+          </w:tcPr>
+          <w:p>
+            <w:pPr>
+              <w:pStyle w:val="TextBody"/>
+              <w:spacing w:before="0" w:after="120"/>
+              <w:rPr>
+                <w:rFonts w:ascii="Times New Roman" w:hAnsi="Times New Roman" w:eastAsia="Times New Roman" w:cs="Times New Roman"/>
+                <w:color w:val="000000" w:themeColor="text1"/>
+              </w:rPr>
+            </w:pPr>
+            <w:r>
+              <w:rPr/>
+            </w:r>
+          </w:p>
+        </w:tc>
+      </w:tr>
+      <w:tr>
+        <w:trPr/>
+        <w:tc>
+          <w:tcPr>
+            <w:tcW w:w="1713" w:type="dxa"/>
+            <w:tcBorders>
+              <w:top w:val="single" w:sz="4" w:space="0" w:color="A6A6A6"/>
+              <w:left w:val="single" w:sz="4" w:space="0" w:color="A6A6A6"/>
+              <w:bottom w:val="single" w:sz="4" w:space="0" w:color="A6A6A6"/>
+              <w:right w:val="single" w:sz="4" w:space="0" w:color="A6A6A6"/>
+            </w:tcBorders>
+            <w:shd w:color="auto" w:fill="FFFFFF" w:themeFill="background1" w:val="clear"/>
+            <w:vAlign w:val="center"/>
+          </w:tcPr>
+          <w:p>
+            <w:pPr>
+              <w:pStyle w:val="TextBody"/>
+              <w:spacing w:before="0" w:after="120"/>
+              <w:ind w:hanging="0"/>
+              <w:jc w:val="left"/>
+              <w:rPr/>
+            </w:pPr>
+            <w:r>
+              <w:rPr/>
+              <w:t>Data infrastructure project</w:t>
+            </w:r>
+          </w:p>
+        </w:tc>
+        <w:tc>
+          <w:tcPr>
+            <w:tcW w:w="1167" w:type="dxa"/>
+            <w:tcBorders>
+              <w:top w:val="single" w:sz="4" w:space="0" w:color="A6A6A6"/>
+              <w:left w:val="single" w:sz="4" w:space="0" w:color="A6A6A6"/>
+              <w:bottom w:val="single" w:sz="4" w:space="0" w:color="A6A6A6"/>
+              <w:right w:val="nil"/>
+            </w:tcBorders>
+            <w:shd w:color="auto" w:fill="FFFFFF" w:val="clear"/>
+            <w:vAlign w:val="center"/>
+          </w:tcPr>
+          <w:p>
+            <w:pPr>
+              <w:pStyle w:val="TextBody"/>
+              <w:spacing w:before="0" w:after="120"/>
+              <w:jc w:val="center"/>
+              <w:rPr/>
+            </w:pPr>
+            <w:r>
+              <w:rPr/>
+            </w:r>
+          </w:p>
+        </w:tc>
+        <w:tc>
+          <w:tcPr>
+            <w:tcW w:w="2430" w:type="dxa"/>
+            <w:tcBorders>
+              <w:top w:val="single" w:sz="4" w:space="0" w:color="A6A6A6"/>
+              <w:left w:val="single" w:sz="4" w:space="0" w:color="A6A6A6"/>
+              <w:bottom w:val="single" w:sz="4" w:space="0" w:color="A6A6A6"/>
+              <w:right w:val="single" w:sz="4" w:space="0" w:color="A6A6A6"/>
+            </w:tcBorders>
+            <w:shd w:color="auto" w:fill="FFFFFF" w:val="clear"/>
+            <w:vAlign w:val="center"/>
+          </w:tcPr>
+          <w:p>
+            <w:pPr>
+              <w:pStyle w:val="TextBody"/>
+              <w:spacing w:before="0" w:after="120"/>
+              <w:rPr>
+                <w:rFonts w:ascii="Times New Roman" w:hAnsi="Times New Roman" w:eastAsia="Times New Roman" w:cs="Times New Roman"/>
+                <w:color w:val="000000" w:themeColor="text1"/>
+              </w:rPr>
+            </w:pPr>
+            <w:r>
+              <w:rPr/>
+            </w:r>
+          </w:p>
+        </w:tc>
+      </w:tr>
+      <w:tr>
+        <w:trPr/>
+        <w:tc>
+          <w:tcPr>
+            <w:tcW w:w="1713" w:type="dxa"/>
+            <w:tcBorders>
+              <w:top w:val="single" w:sz="4" w:space="0" w:color="A6A6A6"/>
+              <w:left w:val="single" w:sz="4" w:space="0" w:color="A6A6A6"/>
+              <w:bottom w:val="single" w:sz="4" w:space="0" w:color="A6A6A6"/>
+              <w:right w:val="single" w:sz="4" w:space="0" w:color="A6A6A6"/>
+            </w:tcBorders>
+            <w:shd w:color="auto" w:fill="FFFFFF" w:themeFill="background1" w:val="clear"/>
+            <w:vAlign w:val="center"/>
+          </w:tcPr>
+          <w:p>
+            <w:pPr>
+              <w:pStyle w:val="TextBody"/>
+              <w:spacing w:before="0" w:after="120"/>
+              <w:ind w:hanging="0"/>
+              <w:jc w:val="left"/>
+              <w:rPr/>
+            </w:pPr>
+            <w:r>
+              <w:rPr/>
+              <w:t>Prototype or feasibility project</w:t>
+            </w:r>
+          </w:p>
+        </w:tc>
+        <w:tc>
+          <w:tcPr>
+            <w:tcW w:w="1167" w:type="dxa"/>
+            <w:tcBorders>
+              <w:top w:val="single" w:sz="4" w:space="0" w:color="A6A6A6"/>
+              <w:left w:val="single" w:sz="4" w:space="0" w:color="A6A6A6"/>
+              <w:bottom w:val="single" w:sz="4" w:space="0" w:color="A6A6A6"/>
+              <w:right w:val="nil"/>
+            </w:tcBorders>
+            <w:shd w:color="auto" w:fill="FFFFFF" w:val="clear"/>
+            <w:vAlign w:val="center"/>
+          </w:tcPr>
+          <w:p>
+            <w:pPr>
+              <w:pStyle w:val="TextBody"/>
+              <w:spacing w:before="0" w:after="120"/>
+              <w:jc w:val="center"/>
+              <w:rPr/>
+            </w:pPr>
+            <w:r>
+              <w:rPr/>
+            </w:r>
+          </w:p>
+        </w:tc>
+        <w:tc>
+          <w:tcPr>
+            <w:tcW w:w="2430" w:type="dxa"/>
+            <w:tcBorders>
+              <w:top w:val="single" w:sz="4" w:space="0" w:color="A6A6A6"/>
+              <w:left w:val="single" w:sz="4" w:space="0" w:color="A6A6A6"/>
+              <w:bottom w:val="single" w:sz="4" w:space="0" w:color="A6A6A6"/>
+              <w:right w:val="single" w:sz="4" w:space="0" w:color="A6A6A6"/>
+            </w:tcBorders>
+            <w:shd w:color="auto" w:fill="FFFFFF" w:val="clear"/>
+            <w:vAlign w:val="center"/>
+          </w:tcPr>
+          <w:p>
+            <w:pPr>
+              <w:pStyle w:val="TextBody"/>
+              <w:spacing w:before="0" w:after="120"/>
+              <w:rPr>
+                <w:rFonts w:ascii="Times New Roman" w:hAnsi="Times New Roman" w:eastAsia="Times New Roman" w:cs="Times New Roman"/>
+                <w:color w:val="000000" w:themeColor="text1"/>
+              </w:rPr>
+            </w:pPr>
+            <w:r>
+              <w:rPr/>
+            </w:r>
+          </w:p>
+        </w:tc>
+      </w:tr>
+    </w:tbl>
+    <w:p>
+      <w:pPr>
+        <w:pStyle w:val="Normal"/>
+        <w:spacing w:lineRule="auto" w:line="276"/>
+        <w:rPr>
+          <w:b/>
+          <w:b/>
+          <w:bCs/>
+        </w:rPr>
+      </w:pPr>
+      <w:r>
+        <w:rPr/>
+      </w:r>
+    </w:p>
+    <w:p>
+      <w:pPr>
+        <w:pStyle w:val="Heading5"/>
+        <w:rPr/>
+      </w:pPr>
+      <w:r>
+        <w:rPr/>
         <w:t xml:space="preserve">Acknowledgment </w:t>
       </w:r>
       <w:r>
@@ -2611,6 +3427,45 @@
     </w:sectPr>
   </w:body>
 </w:document>
+</file>
+
+<file path=word/comments.xml><?xml version="1.0" encoding="utf-8"?>
+<w:comments xmlns:o="urn:schemas-microsoft-com:office:office" xmlns:r="http://schemas.openxmlformats.org/officeDocument/2006/relationships" xmlns:v="urn:schemas-microsoft-com:vml" xmlns:w="http://schemas.openxmlformats.org/wordprocessingml/2006/main" xmlns:w10="urn:schemas-microsoft-com:office:word" xmlns:wp="http://schemas.openxmlformats.org/drawingml/2006/wordprocessingDrawing" xmlns:wps="http://schemas.microsoft.com/office/word/2010/wordprocessingShape" xmlns:wpg="http://schemas.microsoft.com/office/word/2010/wordprocessingGroup" xmlns:mc="http://schemas.openxmlformats.org/markup-compatibility/2006" xmlns:wp14="http://schemas.microsoft.com/office/word/2010/wordprocessingDrawing" xmlns:w14="http://schemas.microsoft.com/office/word/2010/wordml" xmlns:w15="http://schemas.microsoft.com/office/word/2012/wordml" mc:Ignorable="w14 wp14 w15">
+  <w:comment w:id="0" w:author="Unknown Author" w:date="2026-10-08T10:39:14Z" w:initials="">
+    <w:p>
+      <w:r>
+        <w:rPr>
+          <w:rFonts w:ascii="Cambria" w:hAnsi="Cambria" w:eastAsia="ＭＳ 明朝" w:cs=""/>
+          <w:b w:val="false"/>
+          <w:bCs w:val="false"/>
+          <w:i w:val="false"/>
+          <w:iCs w:val="false"/>
+          <w:caps w:val="false"/>
+          <w:smallCaps w:val="false"/>
+          <w:strike w:val="false"/>
+          <w:dstrike w:val="false"/>
+          <w:outline w:val="false"/>
+          <w:shadow w:val="false"/>
+          <w:emboss w:val="false"/>
+          <w:imprint w:val="false"/>
+          <w:color w:val="auto"/>
+          <w:spacing w:val="0"/>
+          <w:w w:val="100"/>
+          <w:kern w:val="0"/>
+          <w:position w:val="0"/>
+          <w:sz w:val="20"/>
+          <w:sz w:val="20"/>
+          <w:szCs w:val="22"/>
+          <w:u w:val="none"/>
+          <w:vertAlign w:val="baseline"/>
+          <w:em w:val="none"/>
+          <w:lang w:val="en-US" w:eastAsia="en-US" w:bidi="ar-SA"/>
+        </w:rPr>
+        <w:t>Are we thinking checkboxes? It can be, but they should justify</w:t>
+      </w:r>
+    </w:p>
+  </w:comment>
+</w:comments>
 </file>
 
 <file path=word/footer1.xml><?xml version="1.0" encoding="utf-8"?>
@@ -2781,7 +3636,7 @@
       <w:lvlJc w:val="left"/>
       <w:pPr>
         <w:tabs>
-          <w:tab w:val="num" w:pos="3240"/>
+          <w:tab w:val="num" w:pos="0"/>
         </w:tabs>
         <w:ind w:left="2880" w:hanging="0"/>
       </w:pPr>
@@ -3302,9 +4157,9 @@
         <w:ind w:left="360" w:hanging="360"/>
       </w:pPr>
       <w:rPr>
-        <w:sz w:val="16"/>
+        <w:sz w:val="20"/>
         <w:i w:val="false"/>
-        <w:b w:val="false"/>
+        <w:b/>
         <w:szCs w:val="16"/>
         <w:iCs w:val="false"/>
         <w:bCs w:val="false"/>
@@ -3322,6 +4177,7 @@
         </w:tabs>
         <w:ind w:left="1080" w:hanging="360"/>
       </w:pPr>
+      <w:rPr/>
     </w:lvl>
     <w:lvl w:ilvl="2">
       <w:start w:val="1"/>
@@ -3334,6 +4190,7 @@
         </w:tabs>
         <w:ind w:left="1440" w:hanging="360"/>
       </w:pPr>
+      <w:rPr/>
     </w:lvl>
     <w:lvl w:ilvl="3">
       <w:start w:val="1"/>
@@ -3346,6 +4203,7 @@
         </w:tabs>
         <w:ind w:left="1800" w:hanging="360"/>
       </w:pPr>
+      <w:rPr/>
     </w:lvl>
     <w:lvl w:ilvl="4">
       <w:start w:val="1"/>
@@ -3358,6 +4216,7 @@
         </w:tabs>
         <w:ind w:left="2160" w:hanging="360"/>
       </w:pPr>
+      <w:rPr/>
     </w:lvl>
     <w:lvl w:ilvl="5">
       <w:start w:val="1"/>
@@ -3370,6 +4229,7 @@
         </w:tabs>
         <w:ind w:left="2520" w:hanging="360"/>
       </w:pPr>
+      <w:rPr/>
     </w:lvl>
     <w:lvl w:ilvl="6">
       <w:start w:val="1"/>
@@ -3382,6 +4242,7 @@
         </w:tabs>
         <w:ind w:left="2880" w:hanging="360"/>
       </w:pPr>
+      <w:rPr/>
     </w:lvl>
     <w:lvl w:ilvl="7">
       <w:start w:val="1"/>
@@ -3394,6 +4255,7 @@
         </w:tabs>
         <w:ind w:left="3240" w:hanging="360"/>
       </w:pPr>
+      <w:rPr/>
     </w:lvl>
     <w:lvl w:ilvl="8">
       <w:start w:val="1"/>
@@ -3406,6 +4268,7 @@
         </w:tabs>
         <w:ind w:left="3600" w:hanging="360"/>
       </w:pPr>
+      <w:rPr/>
     </w:lvl>
   </w:abstractNum>
   <w:abstractNum w:abstractNumId="6">
@@ -3441,6 +4304,7 @@
         </w:tabs>
         <w:ind w:left="1080" w:hanging="360"/>
       </w:pPr>
+      <w:rPr/>
     </w:lvl>
     <w:lvl w:ilvl="2">
       <w:start w:val="1"/>
@@ -3453,6 +4317,7 @@
         </w:tabs>
         <w:ind w:left="1440" w:hanging="360"/>
       </w:pPr>
+      <w:rPr/>
     </w:lvl>
     <w:lvl w:ilvl="3">
       <w:start w:val="1"/>
@@ -3465,6 +4330,7 @@
         </w:tabs>
         <w:ind w:left="1800" w:hanging="360"/>
       </w:pPr>
+      <w:rPr/>
     </w:lvl>
     <w:lvl w:ilvl="4">
       <w:start w:val="1"/>
@@ -3477,6 +4343,7 @@
         </w:tabs>
         <w:ind w:left="2160" w:hanging="360"/>
       </w:pPr>
+      <w:rPr/>
     </w:lvl>
     <w:lvl w:ilvl="5">
       <w:start w:val="1"/>
@@ -3489,6 +4356,7 @@
         </w:tabs>
         <w:ind w:left="2520" w:hanging="360"/>
       </w:pPr>
+      <w:rPr/>
     </w:lvl>
     <w:lvl w:ilvl="6">
       <w:start w:val="1"/>
@@ -3501,6 +4369,7 @@
         </w:tabs>
         <w:ind w:left="2880" w:hanging="360"/>
       </w:pPr>
+      <w:rPr/>
     </w:lvl>
     <w:lvl w:ilvl="7">
       <w:start w:val="1"/>
@@ -3513,6 +4382,7 @@
         </w:tabs>
         <w:ind w:left="3240" w:hanging="360"/>
       </w:pPr>
+      <w:rPr/>
     </w:lvl>
     <w:lvl w:ilvl="8">
       <w:start w:val="1"/>
@@ -3525,6 +4395,7 @@
         </w:tabs>
         <w:ind w:left="3600" w:hanging="360"/>
       </w:pPr>
+      <w:rPr/>
     </w:lvl>
   </w:abstractNum>
   <w:abstractNum w:abstractNumId="7">
@@ -4232,6 +5103,7 @@
     <w:rsid w:val="00972203"/>
     <w:pPr>
       <w:widowControl/>
+      <w:suppressAutoHyphens w:val="true"/>
       <w:bidi w:val="0"/>
       <w:spacing w:before="0" w:after="200"/>
       <w:ind w:firstLine="272"/>
@@ -4253,6 +5125,7 @@
     <w:qFormat/>
     <w:pPr>
       <w:widowControl/>
+      <w:suppressAutoHyphens w:val="true"/>
       <w:bidi w:val="0"/>
       <w:spacing w:before="0" w:after="0"/>
       <w:jc w:val="center"/>
@@ -4271,6 +5144,7 @@
     <w:qFormat/>
     <w:pPr>
       <w:widowControl/>
+      <w:suppressAutoHyphens w:val="true"/>
       <w:bidi w:val="0"/>
       <w:spacing w:before="360" w:after="40"/>
       <w:jc w:val="center"/>
@@ -4329,6 +5203,7 @@
         <w:tab w:val="clear" w:pos="720"/>
         <w:tab w:val="left" w:pos="533" w:leader="none"/>
       </w:tabs>
+      <w:suppressAutoHyphens w:val="true"/>
       <w:bidi w:val="0"/>
       <w:spacing w:before="80" w:after="200"/>
       <w:ind w:left="0" w:hanging="0"/>
@@ -4352,6 +5227,7 @@
         <w:ilvl w:val="0"/>
         <w:numId w:val="4"/>
       </w:numPr>
+      <w:suppressAutoHyphens w:val="true"/>
       <w:bidi w:val="0"/>
       <w:spacing w:before="0" w:after="40"/>
       <w:jc w:val="left"/>
@@ -4370,12 +5246,13 @@
     <w:qFormat/>
     <w:pPr>
       <w:widowControl/>
+      <w:suppressAutoHyphens w:val="true"/>
       <w:bidi w:val="0"/>
       <w:spacing w:before="0" w:after="120"/>
       <w:jc w:val="center"/>
     </w:pPr>
     <w:rPr>
-      <w:rFonts w:eastAsia="MS Mincho" w:ascii="Times New Roman" w:hAnsi="Times New Roman" w:cs="Times New Roman"/>
+      <w:rFonts w:ascii="Times New Roman" w:hAnsi="Times New Roman" w:eastAsia="MS Mincho" w:cs="Times New Roman"/>
       <w:color w:val="auto"/>
       <w:kern w:val="0"/>
       <w:sz w:val="28"/>
@@ -4388,12 +5265,13 @@
     <w:qFormat/>
     <w:pPr>
       <w:widowControl/>
+      <w:suppressAutoHyphens w:val="true"/>
       <w:bidi w:val="0"/>
       <w:spacing w:before="0" w:after="120"/>
       <w:jc w:val="center"/>
     </w:pPr>
     <w:rPr>
-      <w:rFonts w:eastAsia="MS Mincho" w:ascii="Times New Roman" w:hAnsi="Times New Roman" w:cs="Times New Roman"/>
+      <w:rFonts w:ascii="Times New Roman" w:hAnsi="Times New Roman" w:eastAsia="MS Mincho" w:cs="Times New Roman"/>
       <w:color w:val="auto"/>
       <w:kern w:val="0"/>
       <w:sz w:val="48"/>
@@ -4410,12 +5288,13 @@
         <w:ilvl w:val="0"/>
         <w:numId w:val="5"/>
       </w:numPr>
+      <w:suppressAutoHyphens w:val="true"/>
       <w:bidi w:val="0"/>
       <w:spacing w:lineRule="exact" w:line="180" w:before="0" w:after="50"/>
       <w:jc w:val="both"/>
     </w:pPr>
     <w:rPr>
-      <w:rFonts w:eastAsia="MS Mincho" w:ascii="Times New Roman" w:hAnsi="Times New Roman" w:cs="Times New Roman"/>
+      <w:rFonts w:ascii="Times New Roman" w:hAnsi="Times New Roman" w:eastAsia="MS Mincho" w:cs="Times New Roman"/>
       <w:color w:val="auto"/>
       <w:kern w:val="0"/>
       <w:sz w:val="16"/>
@@ -4431,6 +5310,7 @@
       <w:pBdr>
         <w:top w:val="single" w:sz="4" w:space="2" w:color="000000"/>
       </w:pBdr>
+      <w:suppressAutoHyphens w:val="true"/>
       <w:bidi w:val="0"/>
       <w:spacing w:before="0" w:after="0"/>
       <w:ind w:firstLine="288"/>
@@ -4474,6 +5354,7 @@
     <w:qFormat/>
     <w:pPr>
       <w:widowControl/>
+      <w:suppressAutoHyphens w:val="true"/>
       <w:bidi w:val="0"/>
       <w:spacing w:before="0" w:after="0"/>
       <w:jc w:val="both"/>
@@ -4497,6 +5378,7 @@
         <w:ilvl w:val="0"/>
         <w:numId w:val="7"/>
       </w:numPr>
+      <w:suppressAutoHyphens w:val="true"/>
       <w:bidi w:val="0"/>
       <w:spacing w:before="60" w:after="30"/>
       <w:ind w:left="58" w:hanging="29"/>
@@ -4520,6 +5402,7 @@
         <w:ilvl w:val="0"/>
         <w:numId w:val="6"/>
       </w:numPr>
+      <w:suppressAutoHyphens w:val="true"/>
       <w:bidi w:val="0"/>
       <w:spacing w:lineRule="auto" w:line="216" w:before="240" w:after="120"/>
       <w:jc w:val="center"/>
